--- a/manual_demo/claude_project/SKILLS/Skills_1_master_procedure.docx
+++ b/manual_demo/claude_project/SKILLS/Skills_1_master_procedure.docx
@@ -167,7 +167,7 @@
         <w:t>the approved source reference (Skills_7_guideline_sources.docx)</w:t>
       </w:r>
       <w:r>
-        <w:t>. Open the public WHO author article using the available web tool and read the relevant complete sections, including tables, footnotes, exceptions, and scope. A URL, search snippet, or remembered rule is not retrieved evidence.</w:t>
+        <w:t>. If the original WHO author article has been uploaded or attached in this conversation, use it and label it an uploaded source; otherwise open the public WHO author article using the available web tool. Either way, read the relevant complete sections, including tables, footnotes, exceptions, and scope. A URL, search snippet, or remembered rule is not retrieved evidence.</w:t>
       </w:r>
     </w:p>
     <w:p>
